--- a/Practicas Preprofesionales/Editables/01MerinoEdnanModeloPlanificacionPracticasPreProfesionales.docx
+++ b/Practicas Preprofesionales/Editables/01MerinoEdnanModeloPlanificacionPracticasPreProfesionales.docx
@@ -842,7 +842,7 @@
                 <w:noProof/>
                 <w:webHidden/>
               </w:rPr>
-              <w:t>4</w:t>
+              <w:t>5</w:t>
             </w:r>
             <w:r>
               <w:rPr>
@@ -5102,7 +5102,23 @@
                 <w:sz w:val="20"/>
                 <w:szCs w:val="20"/>
               </w:rPr>
-              <w:t xml:space="preserve">Definición de módulos esenciales del prototipo. Diseño conceptual de la base de </w:t>
+              <w:t xml:space="preserve">Definición de módulos esenciales del prototipo. Diseño </w:t>
+            </w:r>
+            <w:r>
+              <w:rPr>
+                <w:rFonts w:ascii="Arial" w:hAnsi="Arial" w:cs="Arial"/>
+                <w:sz w:val="20"/>
+                <w:szCs w:val="20"/>
+              </w:rPr>
+              <w:t xml:space="preserve">y elección </w:t>
+            </w:r>
+            <w:r>
+              <w:rPr>
+                <w:rFonts w:ascii="Arial" w:hAnsi="Arial" w:cs="Arial"/>
+                <w:sz w:val="20"/>
+                <w:szCs w:val="20"/>
+              </w:rPr>
+              <w:t xml:space="preserve">de la base de </w:t>
             </w:r>
             <w:r>
               <w:rPr>
@@ -5534,7 +5550,25 @@
                 <w:sz w:val="20"/>
                 <w:szCs w:val="20"/>
               </w:rPr>
-              <w:t>Desarrollo de módulo de gestión de usuarios y documentación de ajustes aplicados. Validación de coherencia general del prototipo.</w:t>
+              <w:t>Desarrollo de módulo de gest</w:t>
+            </w:r>
+            <w:r>
+              <w:rPr>
+                <w:rFonts w:ascii="Arial" w:hAnsi="Arial" w:cs="Arial"/>
+                <w:sz w:val="20"/>
+                <w:szCs w:val="20"/>
+              </w:rPr>
+              <w:t xml:space="preserve">ión de usuarios y documentación. </w:t>
+            </w:r>
+            <w:bookmarkStart w:id="4" w:name="_GoBack"/>
+            <w:bookmarkEnd w:id="4"/>
+            <w:r>
+              <w:rPr>
+                <w:rFonts w:ascii="Arial" w:hAnsi="Arial" w:cs="Arial"/>
+                <w:sz w:val="20"/>
+                <w:szCs w:val="20"/>
+              </w:rPr>
+              <w:t>Validación de coherencia general del prototipo.</w:t>
             </w:r>
           </w:p>
         </w:tc>
@@ -5886,8 +5920,6 @@
         </w:rPr>
         <w:tab/>
       </w:r>
-      <w:bookmarkStart w:id="4" w:name="_GoBack"/>
-      <w:bookmarkEnd w:id="4"/>
     </w:p>
     <w:p>
       <w:pPr>
@@ -8079,7 +8111,7 @@
 </file>
 
 <file path=customXml/itemProps1.xml><?xml version="1.0" encoding="utf-8"?>
-<ds:datastoreItem xmlns:ds="http://schemas.openxmlformats.org/officeDocument/2006/customXml" ds:itemID="{BE1072A3-E73C-4365-85E3-0BA74D734C94}">
+<ds:datastoreItem xmlns:ds="http://schemas.openxmlformats.org/officeDocument/2006/customXml" ds:itemID="{732D5E45-B868-4E7A-9C1F-49738BD362E4}">
   <ds:schemaRefs>
     <ds:schemaRef ds:uri="http://schemas.openxmlformats.org/officeDocument/2006/bibliography"/>
   </ds:schemaRefs>
